--- a/docs/课程设计报告.docx
+++ b/docs/课程设计报告.docx
@@ -2953,8 +2953,8 @@
         <w:ind w:left="0" w:leftChars="0" w:firstLine="0" w:firstLineChars="0"/>
         <w:outlineLvl w:val="1"/>
       </w:pPr>
-      <w:bookmarkStart w:id="2" w:name="任务描述"/>
-      <w:bookmarkStart w:id="3" w:name="_Toc230873035"/>
+      <w:bookmarkStart w:id="2" w:name="_Toc230873035"/>
+      <w:bookmarkStart w:id="3" w:name="任务描述"/>
       <w:r>
         <w:t>1.1 任务描述</w:t>
       </w:r>
@@ -3103,13 +3103,30 @@
         <w:t>本地端到端对拍</w:t>
       </w:r>
       <w:r>
-        <w:t xml:space="preserve">：基于 testing/run_output_consistency.sh 脚本，对开放测试集 testing/open_set/ 中全部 70 个 Pascal-S 样例做“Pascal-S → C → 可执行文件 → 输出”与“Pascal → FPC → 可执行文件 → 输出”的逐字节比对，最终达成 </w:t>
-      </w:r>
-      <w:r>
-        <w:rPr>
+        <w:t>：基于 testing/run_output_consistency.sh 脚本，对开放测试集 testing/open_set/ 中全部 70 个 Pascal-S 样例做“Pascal-S → C → 可执行文件 → 输出”与“Pascal → FPC → 可执行文件 → 输出”的逐字节比对，最终达成</w:t>
+      </w:r>
+      <w:r>
+        <w:rPr>
+          <w:rFonts w:hint="eastAsia"/>
+          <w:lang w:val="en-US" w:eastAsia="zh-CN"/>
+        </w:rPr>
+        <w:t>除部分本机行为差异外</w:t>
+      </w:r>
+      <w:r>
+        <w:rPr>
+          <w:rFonts w:hint="eastAsia"/>
           <w:b/>
-        </w:rPr>
-        <w:t>70/70 完全一致</w:t>
+          <w:bCs/>
+          <w:lang w:val="en-US" w:eastAsia="zh-CN"/>
+        </w:rPr>
+        <w:t>全部</w:t>
+      </w:r>
+      <w:r>
+        <w:rPr>
+          <w:b/>
+          <w:bCs/>
+        </w:rPr>
+        <w:t>一致</w:t>
       </w:r>
       <w:r>
         <w:t>。</w:t>
@@ -3162,8 +3179,8 @@
         <w:ind w:left="0" w:leftChars="0" w:firstLine="0" w:firstLineChars="0"/>
         <w:outlineLvl w:val="0"/>
       </w:pPr>
-      <w:bookmarkStart w:id="8" w:name="需求分析"/>
-      <w:bookmarkStart w:id="9" w:name="_Toc2141728784"/>
+      <w:bookmarkStart w:id="8" w:name="_Toc2141728784"/>
+      <w:bookmarkStart w:id="9" w:name="需求分析"/>
       <w:r>
         <w:t>2. 需求分析</w:t>
       </w:r>
@@ -3660,8 +3677,8 @@
         <w:ind w:left="0" w:leftChars="0" w:firstLine="0" w:firstLineChars="0"/>
         <w:outlineLvl w:val="1"/>
       </w:pPr>
-      <w:bookmarkStart w:id="18" w:name="针对实际开放测试集补充的语言特性"/>
-      <w:bookmarkStart w:id="19" w:name="_Toc1154926351"/>
+      <w:bookmarkStart w:id="18" w:name="_Toc1154926351"/>
+      <w:bookmarkStart w:id="19" w:name="针对实际开放测试集补充的语言特性"/>
       <w:r>
         <w:t>2.5 针对实际开放测试集补充的语言特性</w:t>
       </w:r>
@@ -3879,8 +3896,8 @@
         <w:ind w:left="0" w:leftChars="0" w:firstLine="0" w:firstLineChars="0"/>
         <w:outlineLvl w:val="1"/>
       </w:pPr>
-      <w:bookmarkStart w:id="22" w:name="_Toc1457707720"/>
-      <w:bookmarkStart w:id="23" w:name="开发环境"/>
+      <w:bookmarkStart w:id="22" w:name="开发环境"/>
+      <w:bookmarkStart w:id="23" w:name="_Toc1457707720"/>
       <w:r>
         <w:t>2.7 开发环境</w:t>
       </w:r>
@@ -6393,8 +6410,8 @@
         <w:ind w:left="0" w:leftChars="0" w:firstLine="0" w:firstLineChars="0"/>
         <w:outlineLvl w:val="1"/>
       </w:pPr>
-      <w:bookmarkStart w:id="47" w:name="语法分析与-ast-构造"/>
-      <w:bookmarkStart w:id="48" w:name="_Toc516026580"/>
+      <w:bookmarkStart w:id="47" w:name="_Toc516026580"/>
+      <w:bookmarkStart w:id="48" w:name="语法分析与-ast-构造"/>
       <w:r>
         <w:t>4.2 语法分析与 AST 构造</w:t>
       </w:r>
@@ -9572,8 +9589,8 @@
         <w:ind w:left="0" w:leftChars="0" w:firstLine="0" w:firstLineChars="0"/>
         <w:outlineLvl w:val="1"/>
       </w:pPr>
-      <w:bookmarkStart w:id="72" w:name="_Toc519908130"/>
-      <w:bookmarkStart w:id="73" w:name="错误处理统一约定"/>
+      <w:bookmarkStart w:id="72" w:name="错误处理统一约定"/>
+      <w:bookmarkStart w:id="73" w:name="_Toc519908130"/>
       <w:r>
         <w:t>4.5 错误处理统一约定</w:t>
       </w:r>
@@ -9767,8 +9784,8 @@
         <w:ind w:left="0" w:leftChars="0" w:firstLine="0" w:firstLineChars="0"/>
         <w:outlineLvl w:val="0"/>
       </w:pPr>
-      <w:bookmarkStart w:id="74" w:name="源程序清单"/>
-      <w:bookmarkStart w:id="75" w:name="_Toc2132464914"/>
+      <w:bookmarkStart w:id="74" w:name="_Toc2132464914"/>
+      <w:bookmarkStart w:id="75" w:name="源程序清单"/>
       <w:r>
         <w:t>5. 源程序清单</w:t>
       </w:r>
@@ -9849,8 +9866,8 @@
         <w:ind w:left="0" w:leftChars="0" w:firstLine="0" w:firstLineChars="0"/>
         <w:outlineLvl w:val="1"/>
       </w:pPr>
-      <w:bookmarkStart w:id="78" w:name="_Toc172802040"/>
-      <w:bookmarkStart w:id="79" w:name="项目目录树"/>
+      <w:bookmarkStart w:id="78" w:name="项目目录树"/>
+      <w:bookmarkStart w:id="79" w:name="_Toc172802040"/>
       <w:r>
         <w:t>5.2 项目目录树</w:t>
       </w:r>
@@ -10042,8 +10059,8 @@
         <w:ind w:left="0" w:leftChars="0" w:firstLine="0" w:firstLineChars="0"/>
         <w:outlineLvl w:val="1"/>
       </w:pPr>
-      <w:bookmarkStart w:id="80" w:name="关键代码片段"/>
-      <w:bookmarkStart w:id="81" w:name="_Toc885995536"/>
+      <w:bookmarkStart w:id="80" w:name="_Toc885995536"/>
+      <w:bookmarkStart w:id="81" w:name="关键代码片段"/>
       <w:r>
         <w:t>5.3 关键代码片段</w:t>
       </w:r>
@@ -15057,8 +15074,8 @@
         <w:ind w:left="0" w:leftChars="0" w:firstLine="0" w:firstLineChars="0"/>
         <w:outlineLvl w:val="0"/>
       </w:pPr>
-      <w:bookmarkStart w:id="91" w:name="_Toc275365254"/>
-      <w:bookmarkStart w:id="92" w:name="程序测试"/>
+      <w:bookmarkStart w:id="91" w:name="程序测试"/>
+      <w:bookmarkStart w:id="92" w:name="_Toc275365254"/>
       <w:r>
         <w:t>6. 程序测试</w:t>
       </w:r>
@@ -15153,8 +15170,8 @@
         <w:ind w:left="0" w:leftChars="0" w:firstLine="0" w:firstLineChars="0"/>
         <w:outlineLvl w:val="1"/>
       </w:pPr>
-      <w:bookmarkStart w:id="95" w:name="_Toc950564654"/>
-      <w:bookmarkStart w:id="96" w:name="测试目标与策略"/>
+      <w:bookmarkStart w:id="95" w:name="测试目标与策略"/>
+      <w:bookmarkStart w:id="96" w:name="_Toc950564654"/>
       <w:r>
         <w:t>6.2 测试目标与策略</w:t>
       </w:r>
@@ -15246,8 +15263,8 @@
         <w:ind w:left="0" w:leftChars="0" w:firstLine="0" w:firstLineChars="0"/>
         <w:outlineLvl w:val="1"/>
       </w:pPr>
-      <w:bookmarkStart w:id="97" w:name="_Toc1009289745"/>
-      <w:bookmarkStart w:id="98" w:name="词法分析测试"/>
+      <w:bookmarkStart w:id="97" w:name="词法分析测试"/>
+      <w:bookmarkStart w:id="98" w:name="_Toc1009289745"/>
       <w:r>
         <w:t>6.3 词法分析测试</w:t>
       </w:r>
@@ -15678,8 +15695,8 @@
         <w:ind w:left="0" w:leftChars="0" w:firstLine="0" w:firstLineChars="0"/>
         <w:outlineLvl w:val="1"/>
       </w:pPr>
-      <w:bookmarkStart w:id="99" w:name="_Toc159416562"/>
-      <w:bookmarkStart w:id="100" w:name="语法分析与-ast-构造测试"/>
+      <w:bookmarkStart w:id="99" w:name="语法分析与-ast-构造测试"/>
+      <w:bookmarkStart w:id="100" w:name="_Toc159416562"/>
       <w:r>
         <w:t>6.4 语法分析与 AST 构造测试</w:t>
       </w:r>
@@ -16490,8 +16507,8 @@
         <w:ind w:left="0" w:leftChars="0" w:firstLine="0" w:firstLineChars="0"/>
         <w:outlineLvl w:val="1"/>
       </w:pPr>
-      <w:bookmarkStart w:id="101" w:name="_Toc1402049725"/>
-      <w:bookmarkStart w:id="102" w:name="语义分析测试"/>
+      <w:bookmarkStart w:id="101" w:name="语义分析测试"/>
+      <w:bookmarkStart w:id="102" w:name="_Toc1402049725"/>
       <w:r>
         <w:t>6.5 语义分析测试</w:t>
       </w:r>
@@ -16791,8 +16808,8 @@
         <w:ind w:left="0" w:leftChars="0" w:firstLine="0" w:firstLineChars="0"/>
         <w:outlineLvl w:val="1"/>
       </w:pPr>
-      <w:bookmarkStart w:id="103" w:name="端到端输出对拍"/>
-      <w:bookmarkStart w:id="104" w:name="_Toc2059153191"/>
+      <w:bookmarkStart w:id="103" w:name="_Toc2059153191"/>
+      <w:bookmarkStart w:id="104" w:name="端到端输出对拍"/>
       <w:r>
         <w:t>6.6 端到端输出对拍</w:t>
       </w:r>
@@ -17812,8 +17829,8 @@
         <w:ind w:left="0" w:leftChars="0" w:firstLine="0" w:firstLineChars="0"/>
         <w:outlineLvl w:val="0"/>
       </w:pPr>
-      <w:bookmarkStart w:id="114" w:name="课程设计总结"/>
-      <w:bookmarkStart w:id="115" w:name="_Toc718302773"/>
+      <w:bookmarkStart w:id="114" w:name="_Toc718302773"/>
+      <w:bookmarkStart w:id="115" w:name="课程设计总结"/>
       <w:r>
         <w:t>7. 课程设计总结</w:t>
       </w:r>
@@ -17826,8 +17843,8 @@
         <w:ind w:left="0" w:leftChars="0" w:firstLine="0" w:firstLineChars="0"/>
         <w:outlineLvl w:val="1"/>
       </w:pPr>
-      <w:bookmarkStart w:id="116" w:name="各成员工作分工与收获"/>
-      <w:bookmarkStart w:id="117" w:name="_Toc1509126024"/>
+      <w:bookmarkStart w:id="116" w:name="_Toc1509126024"/>
+      <w:bookmarkStart w:id="117" w:name="各成员工作分工与收获"/>
       <w:r>
         <w:t>7.1 各成员工作分工与收获</w:t>
       </w:r>
@@ -18206,8 +18223,6 @@
               </w:rPr>
               <w:t>需求分析、</w:t>
             </w:r>
-            <w:bookmarkStart w:id="131" w:name="_GoBack"/>
-            <w:bookmarkEnd w:id="131"/>
             <w:r>
               <w:t>跨模块协调，目标代码生成</w:t>
             </w:r>
@@ -18494,28 +18509,41 @@
         <w:rPr>
           <w:lang w:val="en-US" w:eastAsia="zh-CN"/>
         </w:rPr>
-        <w:t>我负责语法分析与 AST 构造</w:t>
+        <w:t>我负责语法分析</w:t>
       </w:r>
       <w:r>
         <w:rPr>
           <w:rFonts w:hint="eastAsia"/>
           <w:lang w:val="en-US" w:eastAsia="zh-CN"/>
         </w:rPr>
-        <w:t>与文档编制。</w:t>
-      </w:r>
-    </w:p>
-    <w:p>
-      <w:pPr>
-        <w:bidi w:val="0"/>
+        <w:t>、</w:t>
+      </w:r>
+      <w:r>
         <w:rPr>
           <w:lang w:val="en-US" w:eastAsia="zh-CN"/>
         </w:rPr>
-      </w:pPr>
+        <w:t>AST 构造</w:t>
+      </w:r>
       <w:r>
         <w:rPr>
           <w:rFonts w:hint="eastAsia"/>
           <w:lang w:val="en-US" w:eastAsia="zh-CN"/>
         </w:rPr>
+        <w:t>与文档编制。</w:t>
+      </w:r>
+    </w:p>
+    <w:p>
+      <w:pPr>
+        <w:bidi w:val="0"/>
+        <w:rPr>
+          <w:lang w:val="en-US" w:eastAsia="zh-CN"/>
+        </w:rPr>
+      </w:pPr>
+      <w:r>
+        <w:rPr>
+          <w:rFonts w:hint="eastAsia"/>
+          <w:lang w:val="en-US" w:eastAsia="zh-CN"/>
+        </w:rPr>
         <w:t>在程序编写上，我的</w:t>
       </w:r>
       <w:r>
@@ -18546,6 +18574,8 @@
       <w:r>
         <w:t>写文法对我最大的训练是“在形式化规范与工程取舍之间做平衡”。在课上学到的语法树虽然形式上更严谨，但对我们的项目来说则有过多冗余，因此选择了更直接的 AST 格式，AST 作为编译器前端与后端的桥梁，不仅要求我对 pascal 这门语言有充分的理解，还需要我与其他组员做好接口与数据结构的协调。可以说这一任务在多方面锻炼了我的软件开发能力。</w:t>
       </w:r>
+      <w:bookmarkStart w:id="131" w:name="_GoBack"/>
+      <w:bookmarkEnd w:id="131"/>
     </w:p>
     <w:p>
       <w:pPr>
@@ -18578,7 +18608,7 @@
           <w:rFonts w:hint="eastAsia"/>
           <w:lang w:val="en-US" w:eastAsia="zh-CN"/>
         </w:rPr>
-        <w:t>在较大型的项目中，单纯的沟通与代码注释已经很难实现信息的准确传递，一结构清晰项目文档是将各个分工下的成员的知识串联起来的最佳途径。</w:t>
+        <w:t>在较大型的项目中，单纯的沟通与代码注释已经很难实现信息的准确传递，结构清晰项目文档是将各个分工下的成员的知识串联起来的最佳途径。</w:t>
       </w:r>
     </w:p>
     <w:p>
@@ -18894,8 +18924,8 @@
         <w:ind w:left="0" w:leftChars="0" w:firstLine="0" w:firstLineChars="0"/>
         <w:outlineLvl w:val="1"/>
       </w:pPr>
-      <w:bookmarkStart w:id="118" w:name="_Toc2099214298"/>
-      <w:bookmarkStart w:id="119" w:name="设计过程中遇到的主要问题及解决方案"/>
+      <w:bookmarkStart w:id="118" w:name="设计过程中遇到的主要问题及解决方案"/>
+      <w:bookmarkStart w:id="119" w:name="_Toc2099214298"/>
       <w:r>
         <w:t>7.2 设计过程中遇到的主要问题及解决方案</w:t>
       </w:r>
@@ -19597,8 +19627,8 @@
         <w:ind w:left="0" w:leftChars="0" w:firstLine="0" w:firstLineChars="0"/>
         <w:outlineLvl w:val="0"/>
       </w:pPr>
-      <w:bookmarkStart w:id="127" w:name="_Toc2140419489"/>
-      <w:bookmarkStart w:id="128" w:name="附录-bast-节点速查表"/>
+      <w:bookmarkStart w:id="127" w:name="附录-bast-节点速查表"/>
+      <w:bookmarkStart w:id="128" w:name="_Toc2140419489"/>
       <w:r>
         <w:t>附录 B：AST 节点速查表</w:t>
       </w:r>
@@ -19732,7 +19762,7 @@
         <w:rPr>
           <w:rStyle w:val="28"/>
         </w:rPr>
-        <w:t>./testing/run_output_consistency.sh</w:t>
+        <w:t>./run_output_consistency.sh</w:t>
       </w:r>
       <w:r>
         <w:br w:type="textWrapping"/>
@@ -19753,7 +19783,7 @@
         <w:rPr>
           <w:rStyle w:val="28"/>
         </w:rPr>
-        <w:t>./testing/run_error_recovery_checks.sh</w:t>
+        <w:t>./run_error_recovery_checks.sh</w:t>
       </w:r>
       <w:r>
         <w:br w:type="textWrapping"/>
@@ -19780,7 +19810,7 @@
         <w:rPr>
           <w:rStyle w:val="29"/>
         </w:rPr>
-        <w:t xml:space="preserve"> ./testing/run_tests.py output-consistency</w:t>
+        <w:t xml:space="preserve"> run_tests.py output-consistency</w:t>
       </w:r>
       <w:r>
         <w:br w:type="textWrapping"/>
@@ -19795,7 +19825,7 @@
         <w:rPr>
           <w:rStyle w:val="29"/>
         </w:rPr>
-        <w:t xml:space="preserve"> ./testing/run_tests.py error-recovery</w:t>
+        <w:t xml:space="preserve"> run_tests.py error-recovery</w:t>
       </w:r>
     </w:p>
     <w:p/>
